--- a/zaini_case_audit_output/outputs/word/documents/190_ملحق تنازل عدنان عن حصته ـ 10-02-1434.docx
+++ b/zaini_case_audit_output/outputs/word/documents/190_ملحق تنازل عدنان عن حصته ـ 10-02-1434.docx
@@ -53,6 +53,20 @@
         <w:t>[مخرج آلي / Script Output - سماوي]  [مخرج آلي يحتاج مراجعة بشرية - وردي]</w:t>
       </w:r>
     </w:p>
+    <w:p>
+      <w:pPr>
+        <w:jc w:val="right"/>
+        <w:bidi/>
+      </w:pPr>
+      <w:r>
+        <w:rPr>
+          <w:b w:val="0"/>
+          <w:i/>
+          <w:color w:val="C00000"/>
+        </w:rPr>
+        <w:t>[نص ممسوح OCR صُحِّح ترتيبه آلياً — قد يحتوي أخطاء طفيفة]</w:t>
+      </w:r>
+    </w:p>
     <w:p/>
     <w:p>
       <w:pPr>
@@ -77,7 +91,7 @@
           <w:b w:val="0"/>
           <w:i w:val="0"/>
         </w:rPr>
-        <w:t>الملكة العربية السعودية وزارة العدل</w:t>
+        <w:t>لدعلا ةرازو ةيدوعسلا ةيبرعلا ةكلملا</w:t>
       </w:r>
     </w:p>
     <w:p>
@@ -129,7 +143,7 @@
           <w:b w:val="0"/>
           <w:i w:val="0"/>
         </w:rPr>
-        <w:t>سعادة مدير عام فرع وزارة التجارة بمحافظة جدة</w:t>
+        <w:t>ةدج ةظفاحمب ةراجتلا ةرازو عرف ماع ريدم ةداعس</w:t>
       </w:r>
     </w:p>
     <w:p>
@@ -194,7 +208,7 @@
           <w:b w:val="0"/>
           <w:i w:val="0"/>
         </w:rPr>
-        <w:t>الم</w:t>
+        <w:t>ملا</w:t>
       </w:r>
     </w:p>
     <w:p>
@@ -272,7 +286,7 @@
           <w:b w:val="0"/>
           <w:i w:val="0"/>
         </w:rPr>
-        <w:t>الغرفة التجارية الصناعية بمحافظة جدة</w:t>
+        <w:t>ةدج ةظفاحمب ةيعانصلا ةيراجتلا ةفرغلا</w:t>
       </w:r>
     </w:p>
     <w:p>
@@ -298,7 +312,7 @@
           <w:b w:val="0"/>
           <w:i w:val="0"/>
         </w:rPr>
-        <w:t>عبد الله بن مسفر القرني</w:t>
+        <w:t>ينرقلا رفسم نب هللا دبع</w:t>
       </w:r>
     </w:p>
     <w:p>
@@ -506,7 +520,7 @@
           <w:b w:val="0"/>
           <w:i w:val="0"/>
         </w:rPr>
-        <w:t>طرف ثالث</w:t>
+        <w:t>ثلاث فرط</w:t>
       </w:r>
     </w:p>
     <w:p>
@@ -532,7 +546,7 @@
           <w:b w:val="0"/>
           <w:i w:val="0"/>
         </w:rPr>
-        <w:t>طرف خامس</w:t>
+        <w:t>سماخ فرط</w:t>
       </w:r>
     </w:p>
     <w:p>
@@ -584,7 +598,7 @@
           <w:b w:val="0"/>
           <w:i w:val="0"/>
         </w:rPr>
-        <w:t>والمثبت عقد تأسيسها لدى كاتب عدل جدة الأولى بالعدد ٤٠٧ وتاريخ ١٤١٣/٩/٨هـ, و بقرار الشركاء المثبت لدى كاتب عدل جدة رقم ٤٩ صحيفة ٨١ مجلد ١٠/ش/ ع وتاريخ ١٤٢٣/١٢/٢هـ . والمعدل بقرار الشركاء المثبت لدى كاتب عدل جدة رقم ١٧٤ صحيفة ۱۸۸ ۱۸۹ مجلد ۹/ش/٢ وتاريخ ١٤٢٧/١٢/١٨هـ ، والمعدل بقرار الشركاء المثبت لدى كاتب عدل جدة برقم ٥٢ صحيفة ٥٥ مجلد ١٤٢٩/۳/۹هـ ، والمعدل بقرار الشركاء المثبت لدى كاتب عدل جدة برقم ٥١ صحيفة ٥١ مجلد ٥/ع/ ع وتاريخ ١٤٣٠/٤/٤هـ ، حيث رغب الشريك الأول في التنازل بالبيع عن كامل حصصة في الشركة المذكورة والبالغة ۳۱۰ حصة (۳۱۰ حصة) بالقيمة الاسمية للحصص البالغة ۰۰۰ ۳۱۰ ريال (ثلاثمائة وعشرة ألف ريال سعودي (لاغير وأن قيمة الحصة الواحدة ١٠٠٠ ريال (ألف ريال لاغير الى الشريك الأول الجديد السيد / أسامة أحمد عباس زيني كشريك جديد بالشركة ويشار اليه فيما بعد بالطرف الأول ، وحيث رغب الشريك الثاني في التنازل بالبيع عن كامل حصصه في الشركة المذكورة والبالغة ۲۳۰ حصة ( ۲۳۰ حصة) بالقيمة الأسمية للحصص البالغة ۲۳۰,۰۰۰ ریال (مائتان وثلاثون ألف ريال لاغير للشريك الأول الجديد السيد / أسامة أحمد عباس زيني كشريك جديد بالشركة ويشار اليه فيما بعد بالطرف الأول وحيث رغب الشريك الرابع في التنازل بالبيع عن كامل حصصه في الشركة المذكورة والبالغة ۹۲ حصة (۹۲) حصة) بالقيمة الأسمية للحصص البالغة ۹۲,۰۰۰) ريال اثنان وتسعون ألف ريال لاغير للشريك الأول الجديد السيد / أسامة أحمد عباس زيني كشريك جديد بالشركة ويشار اليه فيما بعد بالطرف الأول ، وحيث رغب الشريك الخامس في التنازل بالبيع عن كامل حصصه في الشركة المذكورة والبالغة ۹۲ حصة (۹۲) حصة) بالقيمة الأسمية للحصص البالغة ۹۲,۰۰۰ ریال (اثنان وتسعون ألف ريال لاغير) للشريك الأول الجديد السيد / أسامة أحمد عباس زيني كشريك جديد بالشركة ويشار اليه فيما بعد بالطرف الأول) ( وحيث رغب الشريك السادس في التنازل بالبيع عن كامـــل</w:t>
+        <w:t>لـــماك نع عيبلاب لزانتلا يف سداسلا كيرشلا بغر ثيحو ) (لوألا فرطلاب دعب اميف هيلا راشيو ةكرشلاب ديدج كيرشك ينيز سابع دمحأ ةماسأ / ديسلا ديدجلا لوألا كيرشلل (ريغال لاير فلأ نوعستو نانثا) لایر ۰۰۰,۲۹ ةغلابلا صصحلل ةيمسألا ةميقلاب (ةصح (۲۹) ةصح ۲۹ ةغلابلاو ةروكذملا ةكرشلا يف هصصح لماك نع عيبلاب لزانتلا يف سماخلا كيرشلا بغر ثيحو ، لوألا فرطلاب دعب اميف هيلا راشيو ةكرشلاب ديدج كيرشك ينيز سابع دمحأ ةماسأ / ديسلا ديدجلا لوألا كيرشلل ريغال لاير فلأ نوعستو نانثا لاير (۰۰۰,۲۹ ةغلابلا صصحلل ةيمسألا ةميقلاب (ةصح (۲۹) ةصح ۲۹ ةغلابلاو ةروكذملا ةكرشلا يف هصصح لماك نع عيبلاب لزانتلا يف عبارلا كيرشلا بغر ثيحو لوألا فرطلاب دعب اميف هيلا راشيو ةكرشلاب ديدج كيرشك ينيز سابع دمحأ ةماسأ / ديسلا ديدجلا لوألا كيرشلل ريغال لاير فلأ نوثالثو ناتئام) لایر ۰۰۰,۰۳۲ ةغلابلا صصحلل ةيمسألا ةميقلاب (ةصح ۰۳۲ ) ةصح ۰۳۲ ةغلابلاو ةروكذملا ةكرشلا يف هصصح لماك نع عيبلاب لزانتلا يف يناثلا كيرشلا بغر ثيحو ، لوألا فرطلاب دعب اميف هيلا راشيو ةكرشلاب ديدج كيرشك ينيز سابع دمحأ ةماسأ / ديسلا ديدجلا لوألا كيرشلا ىلا ريغال لاير فلأ) لاير ١٠٠٠ ةدحاولا ةصحلا ةميق نأو ريغال) يدوعس لاير فلأ ةرشعو ةئامثالث) لاير ۰۱۳ ۰۰۰ ةغلابلا صصحلل ةيمسالا ةميقلاب (ةصح ۰۱۳) ةصح ۰۱۳ ةغلابلاو ةروكذملا ةكرشلا يف ةصصح لماك نع عيبلاب لزانتلا يف لوألا كيرشلا بغر ثيح ، ـه١٤٣٠/٤/٤ خيراتو ع /ع٥/ دلجم ٥١ ةفيحص ٥١ مقرب ةدج لدع بتاك ىدل تبثملا ءاكرشلا رارقب لدعملاو ، ـه۹/۳١٤٢٩/ دلجم ٥٥ ةفيحص ٥٢ مقرب ةدج لدع بتاك ىدل تبثملا ءاكرشلا رارقب لدعملاو ، ـه١٤٢٧/١٢/١٨ خيراتو /٢ش/۹ دلجم ۹۸۱ ۸۸۱ ةفيحص ١٧٤ مقر ةدج لدع بتاك ىدل تبثملا ءاكرشلا رارقب لدعملاو . ـه١٤٢٣/١٢/٢ خيراتو ع /ش١٠/ دلجم ٨١ ةفيحص ٤٩ مقر ةدج لدع بتاك ىدل تبثملا ءاكرشلا رارقب و ,ـه١٤١٣/٩/٨ خيراتو ٤٠٧ ددعلاب ىلوألا ةدج لدع بتاك ىدل اهسيسأت دقع تبثملاو</w:t>
       </w:r>
     </w:p>
     <w:p>
@@ -597,7 +611,7 @@
           <w:b w:val="0"/>
           <w:i w:val="0"/>
         </w:rPr>
-        <w:t>حصصه في الشركة المذكورة والبالغة ٤٦ حصة (٤٦) حصة بالقيمة الأسمية للحصص البالغة ٤٦,٠٠٠ ريال</w:t>
+        <w:t>لاير ٠٠٠,٤٦ ةغلابلا صصحلل ةيمسألا ةميقلاب ةصح (٤٦) ةصح ٤٦ ةغلابلاو ةروكذملا ةكرشلا يف هصصح</w:t>
       </w:r>
     </w:p>
     <w:p>
@@ -610,7 +624,7 @@
           <w:b w:val="0"/>
           <w:i w:val="0"/>
         </w:rPr>
-        <w:t>الملك</w:t>
+        <w:t>كلملا</w:t>
       </w:r>
     </w:p>
     <w:p>
@@ -662,7 +676,7 @@
           <w:b w:val="0"/>
           <w:i w:val="0"/>
         </w:rPr>
-        <w:t>رأس المال ۱۰۰۰۰۰۰۰۰ ريال سعودي مينى أوزكو - شارع الأمير سلطان مع شارع قلب الجزيرة حي الخالدية ص ب ١٧٩٥٦ جدة ٢١٤٩٤- المملكة العربية السعودية - هاتف: ۱۰۱۵۲۱٦ (۲) ۹۹۹، فاكس: ٦٠٦٥٤١٦ (۲) ٠٩٦٦</w:t>
+        <w:t>٠٩٦٦ (۲) ٦٠٦٥٤١٦ :سكاف ،۹۹۹ (۲) ٦۱۲۵۱۰۱ :فتاه - ةيدوعسلا ةيبرعلا ةكلمملا ٢١٤٩٤- ةدج ١٧٩٥٦ ب ص ةيدلاخلا يح ةريزجلا بلق عراش عم ناطلس ريمألا عراش - وكزوأ ىنيم يدوعس لاير ۰۰۰۰۰۰۰۰۱ لاملا سأر</w:t>
       </w:r>
     </w:p>
     <w:p>
@@ -779,7 +793,7 @@
           <w:b w:val="0"/>
           <w:i w:val="0"/>
         </w:rPr>
-        <w:t>(ستة وأربعون ألف ريال لاغير للشريك لأول الجديد السيد / أسامة أحمد عباس زيني كشريك جديد بالشركة ويشار اليه فيما بعد بالطرف الأول ، والذي قبل هذا التنازل جميعه من الأطراف الأول والثاني والرابع والخامس والسادس أعلاه بما للحصص المباعة جميعها من حقوق وما عليها من التزامات حاله أو أجله وقد استوفى الأطراف الأول والثاني والرابع والخامس والسادس حقوقهم تجاه الشريك الأول الجديد ، ويعتبر قيام الشركاء بالتوقيع على هذا القرار بمثابة مخالصة تامة ونهائية فيما بينهم بشأن الحصص المباعة وعليه فقد قرر الشركاء بالاجماع الذين يملكون (۱۰۰۰) حصة تمثل نسبة (۱۰۰%) من رأس المال تعديل عقد تأسيس الشركة أعلاه وفقا لما يلي :-</w:t>
+        <w:t>:- يلي امل اقفو هالعأ ةكرشلا سيسأت دقع ليدعت لاملا سأر نم (%۰۰۱) ةبسن لثمت ةصح (۰۰۰۱) نوكلمي نيذلا عامجالاب ءاكرشلا ررق دقف هيلعو ةعابملا صصحلا نأشب مهنيب اميف ةيئاهنو ةمات ةصلاخم ةباثمب رارقلا اذه ىلع عيقوتلاب ءاكرشلا مايق ربتعيو ، ديدجلا لوألا كيرشلا هاجت مهقوقح سداسلاو سماخلاو عبارلاو يناثلاو لوألا فارطألا ىفوتسا دقو هلجأ وأ هلاح تامازتلا نم اهيلع امو قوقح نم اهعيمج ةعابملا صصحلل امب هالعأ سداسلاو سماخلاو عبارلاو يناثلاو لوألا فارطألا نم هعيمج لزانتلا اذه لبق يذلاو ، لوألا فرطلاب دعب اميف هيلا راشيو ةكرشلاب ديدج كيرشك ينيز سابع دمحأ ةماسأ / ديسلا ديدجلا لوأل كيرشلل ريغال لاير فلأ نوعبرأو ةتس)</w:t>
       </w:r>
     </w:p>
     <w:p>
@@ -909,7 +923,7 @@
           <w:b w:val="0"/>
           <w:i w:val="0"/>
         </w:rPr>
-        <w:t>اسم الشريك</w:t>
+        <w:t>كيرشلا مسا</w:t>
       </w:r>
     </w:p>
     <w:p>
@@ -935,7 +949,7 @@
           <w:b w:val="0"/>
           <w:i w:val="0"/>
         </w:rPr>
-        <w:t>قيمة الحصة</w:t>
+        <w:t>ةصحلا ةميق</w:t>
       </w:r>
     </w:p>
     <w:p>
@@ -948,7 +962,7 @@
           <w:b w:val="0"/>
           <w:i w:val="0"/>
         </w:rPr>
-        <w:t>بالريال</w:t>
+        <w:t>لايرلاب</w:t>
       </w:r>
     </w:p>
     <w:p>
@@ -961,7 +975,7 @@
           <w:b w:val="0"/>
           <w:i w:val="0"/>
         </w:rPr>
-        <w:t>مجموع قيمة الحصص بالريال</w:t>
+        <w:t>لايرلاب صصحلا ةميق عومجم</w:t>
       </w:r>
     </w:p>
     <w:p>
@@ -974,7 +988,7 @@
           <w:b w:val="0"/>
           <w:i w:val="0"/>
         </w:rPr>
-        <w:t>النسبة المئوية</w:t>
+        <w:t>ةيوئملا ةبسنلا</w:t>
       </w:r>
     </w:p>
     <w:p>
@@ -1000,7 +1014,7 @@
           <w:b w:val="0"/>
           <w:i w:val="0"/>
         </w:rPr>
-        <w:t>شركة أوزكو المحدودة</w:t>
+        <w:t>ةدودحملا وكزوأ ةكرش</w:t>
       </w:r>
     </w:p>
     <w:p>
@@ -1182,7 +1196,7 @@
           <w:b w:val="0"/>
           <w:i w:val="0"/>
         </w:rPr>
-        <w:t>خامساً</w:t>
+        <w:t>ًاسماخ</w:t>
       </w:r>
     </w:p>
     <w:p>
@@ -1273,7 +1287,7 @@
           <w:b w:val="0"/>
           <w:i w:val="0"/>
         </w:rPr>
-        <w:t>مينى أوزكو شارع الأمير سلطان مع شارع قلب الجزيرة حي الخالدية - ص ب ١٧٩٥٦ جدة ٢١٤٩٤ - المملكة العربية السعودية - هاتف: ۲۰۱٥٢١٦ (۲) ٩٦٦، فاكس: ٦٠٦٥٤١٦ (۲) ٩٦٦،</w:t>
+        <w:t>،٩٦٦ (۲) ٦٠٦٥٤١٦ :سكاف ،٩٦٦ (۲) ٥٢١٦۱۰۲ :فتاه - ةيدوعسلا ةيبرعلا ةكلمملا - ٢١٤٩٤ ةدج ١٧٩٥٦ ب ص - ةيدلاخلا يح ةريزجلا بلق عراش عم ناطلس ريمألا عراش وكزوأ ىنيم</w:t>
       </w:r>
     </w:p>
     <w:p>
@@ -1351,7 +1365,7 @@
           <w:b w:val="0"/>
           <w:i w:val="0"/>
         </w:rPr>
-        <w:t>مان الغرام</w:t>
+        <w:t>مارغلا نام</w:t>
       </w:r>
     </w:p>
     <w:p>
@@ -1403,7 +1417,7 @@
           <w:b w:val="0"/>
           <w:i w:val="0"/>
         </w:rPr>
-        <w:t>التوقيع.</w:t>
+        <w:t>.عيقوتلا</w:t>
       </w:r>
     </w:p>
     <w:p>
@@ -1416,7 +1430,7 @@
           <w:b w:val="0"/>
           <w:i w:val="0"/>
         </w:rPr>
-        <w:t>والله الموفق</w:t>
+        <w:t>قفوملا هللاو</w:t>
       </w:r>
     </w:p>
     <w:p>
@@ -1442,7 +1456,7 @@
           <w:b w:val="0"/>
           <w:i w:val="0"/>
         </w:rPr>
-        <w:t>الطرف الأول المتنازل :</w:t>
+        <w:t>: لزانتملا لوألا فرطلا</w:t>
       </w:r>
     </w:p>
     <w:p>
@@ -1468,7 +1482,7 @@
           <w:b w:val="0"/>
           <w:i w:val="0"/>
         </w:rPr>
-        <w:t>التوقيع : أحمد</w:t>
+        <w:t>دمحأ : عيقوتلا</w:t>
       </w:r>
     </w:p>
     <w:p>
@@ -1481,7 +1495,7 @@
           <w:b w:val="0"/>
           <w:i w:val="0"/>
         </w:rPr>
-        <w:t>الطرف الثالث : الشريك الثاني)</w:t>
+        <w:t>(يناثلا كيرشلا : ثلاثلا فرطلا</w:t>
       </w:r>
     </w:p>
     <w:p>
@@ -1507,7 +1521,7 @@
           <w:b w:val="0"/>
           <w:i w:val="0"/>
         </w:rPr>
-        <w:t>التوف</w:t>
+        <w:t>فوتلا</w:t>
       </w:r>
     </w:p>
     <w:p>
@@ -1520,7 +1534,7 @@
           <w:b w:val="0"/>
           <w:i w:val="0"/>
         </w:rPr>
-        <w:t>الطرف الثاني المتنازل :</w:t>
+        <w:t>: لزانتملا يناثلا فرطلا</w:t>
       </w:r>
     </w:p>
     <w:p>
@@ -1546,7 +1560,7 @@
           <w:b w:val="0"/>
           <w:i w:val="0"/>
         </w:rPr>
-        <w:t>التوقيع :</w:t>
+        <w:t>: عيقوتلا</w:t>
       </w:r>
     </w:p>
     <w:p>
@@ -1559,7 +1573,7 @@
           <w:b w:val="0"/>
           <w:i w:val="0"/>
         </w:rPr>
-        <w:t>الطرف الرابع المتنازل :</w:t>
+        <w:t>: لزانتملا عبارلا فرطلا</w:t>
       </w:r>
     </w:p>
     <w:p>
@@ -1585,7 +1599,7 @@
           <w:b w:val="0"/>
           <w:i w:val="0"/>
         </w:rPr>
-        <w:t>التوقيع :</w:t>
+        <w:t>: عيقوتلا</w:t>
       </w:r>
     </w:p>
     <w:p>
@@ -1624,7 +1638,7 @@
           <w:b w:val="0"/>
           <w:i w:val="0"/>
         </w:rPr>
-        <w:t>الطرف الخامس المتنازل :</w:t>
+        <w:t>: لزانتملا سماخلا فرطلا</w:t>
       </w:r>
     </w:p>
     <w:p>
@@ -1650,7 +1664,7 @@
           <w:b w:val="0"/>
           <w:i w:val="0"/>
         </w:rPr>
-        <w:t>الطرف السادس المتنازل :</w:t>
+        <w:t>: لزانتملا سداسلا فرطلا</w:t>
       </w:r>
     </w:p>
     <w:p>
@@ -1663,7 +1677,7 @@
           <w:b w:val="0"/>
           <w:i w:val="0"/>
         </w:rPr>
-        <w:t>التوقيع :</w:t>
+        <w:t>: عيقوتلا</w:t>
       </w:r>
     </w:p>
     <w:p>
@@ -1689,7 +1703,7 @@
           <w:b w:val="0"/>
           <w:i w:val="0"/>
         </w:rPr>
-        <w:t>التوقيع :</w:t>
+        <w:t>: عيقوتلا</w:t>
       </w:r>
     </w:p>
     <w:p>
@@ -1702,7 +1716,7 @@
           <w:b w:val="0"/>
           <w:i w:val="0"/>
         </w:rPr>
-        <w:t>الطرف الأول ( الشريك الأول الجديد )</w:t>
+        <w:t>( ديدجلا لوألا كيرشلا ) لوألا فرطلا</w:t>
       </w:r>
     </w:p>
     <w:p>
@@ -1728,7 +1742,7 @@
           <w:b w:val="0"/>
           <w:i w:val="0"/>
         </w:rPr>
-        <w:t>التوقيع :</w:t>
+        <w:t>: عيقوتلا</w:t>
       </w:r>
     </w:p>
     <w:p>
@@ -1780,7 +1794,7 @@
           <w:b w:val="0"/>
           <w:i w:val="0"/>
         </w:rPr>
-        <w:t>مبنى أوزكو - شارع الأمير سلطان مع شارع قلب الجزيرة حي الخالدية ص.ب ١٧٩٥٦ جدة ٢١٤٩٤- المملكة العربية السعودية - هاتف: ۱۰۱۵۲۱۹ (۲) ۹۱۱ فاكس : ۱۰۹٥٤١٦ (۲) ۰۹۱۹</w:t>
+        <w:t>۹۱۹۰ (۲) ٥٤١٦۹۰۱ : سكاف ۱۱۹ (۲) ۹۱۲۵۱۰۱ :فتاه - ةيدوعسلا ةيبرعلا ةكلمملا ٢١٤٩٤- ةدج ١٧٩٥٦ ب.ص ةيدلاخلا يح ةريزجلا بلق عراش عم ناطلس ريمألا عراش - وكزوأ ىنبم</w:t>
       </w:r>
     </w:p>
     <w:p>
@@ -1845,7 +1859,7 @@
           <w:b w:val="0"/>
           <w:i w:val="0"/>
         </w:rPr>
-        <w:t>قسم توثيق العقود</w:t>
+        <w:t>دوقعلا قيثوت مسق</w:t>
       </w:r>
     </w:p>
     <w:p>
@@ -1897,7 +1911,7 @@
           <w:b w:val="0"/>
           <w:i w:val="0"/>
         </w:rPr>
-        <w:t>بسجل عقود الشركات تحت الرقم.</w:t>
+        <w:t>.مقرلا تحت تاكرشلا دوقع لجسب</w:t>
       </w:r>
     </w:p>
     <w:p>
@@ -1923,7 +1937,7 @@
           <w:b w:val="0"/>
           <w:i w:val="0"/>
         </w:rPr>
-        <w:t>مجلد ۱۸ع) وتاريخ ٢/٨/ ٥١٩٣٤ صحيفة كند وذلك بحضور واقرار الأطراف المعنية وعلية جرى الترنيق والتصديق منا تحريراًة.</w:t>
+        <w:t>.ةًاريرحت انم قيدصتلاو قينرتلا ىرج ةيلعو ةينعملا فارطألا رارقاو روضحب كلذو دنك ةفيحص ٥١٩٣٤ ٢/٨/ خيراتو (ع۸۱ دلجم</w:t>
       </w:r>
     </w:p>
     <w:p>

--- a/zaini_case_audit_output/outputs/word/documents/190_ملحق تنازل عدنان عن حصته ـ 10-02-1434.docx
+++ b/zaini_case_audit_output/outputs/word/documents/190_ملحق تنازل عدنان عن حصته ـ 10-02-1434.docx
@@ -1495,7 +1495,7 @@
           <w:b w:val="0"/>
           <w:i w:val="0"/>
         </w:rPr>
-        <w:t>(يناثلا كيرشلا : ثلاثلا فرطلا</w:t>
+        <w:t>(يناثلا كيرشلا : ثلا فرطلا</w:t>
       </w:r>
     </w:p>
     <w:p>

--- a/zaini_case_audit_output/outputs/word/documents/190_ملحق تنازل عدنان عن حصته ـ 10-02-1434.docx
+++ b/zaini_case_audit_output/outputs/word/documents/190_ملحق تنازل عدنان عن حصته ـ 10-02-1434.docx
@@ -91,7 +91,7 @@
           <w:b w:val="0"/>
           <w:i w:val="0"/>
         </w:rPr>
-        <w:t>لدعلا ةرازو ةيدوعسلا ةيبرعلا ةكلملا</w:t>
+        <w:t>الملكة العربية السعودية وزارة العدل</w:t>
       </w:r>
     </w:p>
     <w:p>

--- a/zaini_case_audit_output/outputs/word/documents/190_ملحق تنازل عدنان عن حصته ـ 10-02-1434.docx
+++ b/zaini_case_audit_output/outputs/word/documents/190_ملحق تنازل عدنان عن حصته ـ 10-02-1434.docx
@@ -143,7 +143,7 @@
           <w:b w:val="0"/>
           <w:i w:val="0"/>
         </w:rPr>
-        <w:t>ةدج ةظفاحمب ةراجتلا ةرازو عرف ماع ريدم ةداعس</w:t>
+        <w:t>سعادة مدير عام فرع وزارة التجارة بمحافظة جدة</w:t>
       </w:r>
     </w:p>
     <w:p>
@@ -208,7 +208,7 @@
           <w:b w:val="0"/>
           <w:i w:val="0"/>
         </w:rPr>
-        <w:t>ملا</w:t>
+        <w:t>الم</w:t>
       </w:r>
     </w:p>
     <w:p>
@@ -286,7 +286,7 @@
           <w:b w:val="0"/>
           <w:i w:val="0"/>
         </w:rPr>
-        <w:t>ةدج ةظفاحمب ةيعانصلا ةيراجتلا ةفرغلا</w:t>
+        <w:t>الغرفة التجارية الصناعية بمحافظة جدة</w:t>
       </w:r>
     </w:p>
     <w:p>
@@ -312,7 +312,7 @@
           <w:b w:val="0"/>
           <w:i w:val="0"/>
         </w:rPr>
-        <w:t>ينرقلا رفسم نب هللا دبع</w:t>
+        <w:t>عبد الله بن مسفر القرني</w:t>
       </w:r>
     </w:p>
     <w:p>
@@ -520,7 +520,7 @@
           <w:b w:val="0"/>
           <w:i w:val="0"/>
         </w:rPr>
-        <w:t>ثلاث فرط</w:t>
+        <w:t>طرف ثالث</w:t>
       </w:r>
     </w:p>
     <w:p>
@@ -546,7 +546,7 @@
           <w:b w:val="0"/>
           <w:i w:val="0"/>
         </w:rPr>
-        <w:t>سماخ فرط</w:t>
+        <w:t>طرف خامس</w:t>
       </w:r>
     </w:p>
     <w:p>
@@ -598,7 +598,7 @@
           <w:b w:val="0"/>
           <w:i w:val="0"/>
         </w:rPr>
-        <w:t>لـــماك نع عيبلاب لزانتلا يف سداسلا كيرشلا بغر ثيحو ) (لوألا فرطلاب دعب اميف هيلا راشيو ةكرشلاب ديدج كيرشك ينيز سابع دمحأ ةماسأ / ديسلا ديدجلا لوألا كيرشلل (ريغال لاير فلأ نوعستو نانثا) لایر ۰۰۰,۲۹ ةغلابلا صصحلل ةيمسألا ةميقلاب (ةصح (۲۹) ةصح ۲۹ ةغلابلاو ةروكذملا ةكرشلا يف هصصح لماك نع عيبلاب لزانتلا يف سماخلا كيرشلا بغر ثيحو ، لوألا فرطلاب دعب اميف هيلا راشيو ةكرشلاب ديدج كيرشك ينيز سابع دمحأ ةماسأ / ديسلا ديدجلا لوألا كيرشلل ريغال لاير فلأ نوعستو نانثا لاير (۰۰۰,۲۹ ةغلابلا صصحلل ةيمسألا ةميقلاب (ةصح (۲۹) ةصح ۲۹ ةغلابلاو ةروكذملا ةكرشلا يف هصصح لماك نع عيبلاب لزانتلا يف عبارلا كيرشلا بغر ثيحو لوألا فرطلاب دعب اميف هيلا راشيو ةكرشلاب ديدج كيرشك ينيز سابع دمحأ ةماسأ / ديسلا ديدجلا لوألا كيرشلل ريغال لاير فلأ نوثالثو ناتئام) لایر ۰۰۰,۰۳۲ ةغلابلا صصحلل ةيمسألا ةميقلاب (ةصح ۰۳۲ ) ةصح ۰۳۲ ةغلابلاو ةروكذملا ةكرشلا يف هصصح لماك نع عيبلاب لزانتلا يف يناثلا كيرشلا بغر ثيحو ، لوألا فرطلاب دعب اميف هيلا راشيو ةكرشلاب ديدج كيرشك ينيز سابع دمحأ ةماسأ / ديسلا ديدجلا لوألا كيرشلا ىلا ريغال لاير فلأ) لاير ١٠٠٠ ةدحاولا ةصحلا ةميق نأو ريغال) يدوعس لاير فلأ ةرشعو ةئامثالث) لاير ۰۱۳ ۰۰۰ ةغلابلا صصحلل ةيمسالا ةميقلاب (ةصح ۰۱۳) ةصح ۰۱۳ ةغلابلاو ةروكذملا ةكرشلا يف ةصصح لماك نع عيبلاب لزانتلا يف لوألا كيرشلا بغر ثيح ، ـه١٤٣٠/٤/٤ خيراتو ع /ع٥/ دلجم ٥١ ةفيحص ٥١ مقرب ةدج لدع بتاك ىدل تبثملا ءاكرشلا رارقب لدعملاو ، ـه۹/۳١٤٢٩/ دلجم ٥٥ ةفيحص ٥٢ مقرب ةدج لدع بتاك ىدل تبثملا ءاكرشلا رارقب لدعملاو ، ـه١٤٢٧/١٢/١٨ خيراتو /٢ش/۹ دلجم ۹۸۱ ۸۸۱ ةفيحص ١٧٤ مقر ةدج لدع بتاك ىدل تبثملا ءاكرشلا رارقب لدعملاو . ـه١٤٢٣/١٢/٢ خيراتو ع /ش١٠/ دلجم ٨١ ةفيحص ٤٩ مقر ةدج لدع بتاك ىدل تبثملا ءاكرشلا رارقب و ,ـه١٤١٣/٩/٨ خيراتو ٤٠٧ ددعلاب ىلوألا ةدج لدع بتاك ىدل اهسيسأت دقع تبثملاو</w:t>
+        <w:t>والمثبت عقد تأسيسها لدى كاتب عدل جدة الأولى بالعدد ٤٠٧ وتاريخ ١٤١٣/٩/٨هـ, و بقرار الشركاء المثبت لدى كاتب عدل جدة رقم ٤٩ صحيفة ٨١ مجلد ١٠/ش/ ع وتاريخ ١٤٢٣/١٢/٢هـ . والمعدل بقرار الشركاء المثبت لدى كاتب عدل جدة رقم ١٧٤ صحيفة ۱۸۸ ۱۸۹ مجلد ۹/ش/٢ وتاريخ ١٤٢٧/١٢/١٨هـ ، والمعدل بقرار الشركاء المثبت لدى كاتب عدل جدة برقم ٥٢ صحيفة ٥٥ مجلد ١٤٢٩/۳/۹هـ ، والمعدل بقرار الشركاء المثبت لدى كاتب عدل جدة برقم ٥١ صحيفة ٥١ مجلد ٥/ع/ ع وتاريخ ١٤٣٠/٤/٤هـ ، حيث رغب الشريك الأول في التنازل بالبيع عن كامل حصصة في الشركة المذكورة والبالغة ۳۱۰ حصة (۳۱۰ حصة) بالقيمة الاسمية للحصص البالغة ۰۰۰ ۳۱۰ ريال (ثلاثمائة وعشرة ألف ريال سعودي (لاغير وأن قيمة الحصة الواحدة ١٠٠٠ ريال (ألف ريال لاغير الى الشريك الأول الجديد السيد / أسامة أحمد عباس زيني كشريك جديد بالشركة ويشار اليه فيما بعد بالطرف الأول ، وحيث رغب الشريك الثاني في التنازل بالبيع عن كامل حصصه في الشركة المذكورة والبالغة ۲۳۰ حصة ( ۲۳۰ حصة) بالقيمة الأسمية للحصص البالغة ۲۳۰,۰۰۰ ریال (مائتان وثلاثون ألف ريال لاغير للشريك الأول الجديد السيد / أسامة أحمد عباس زيني كشريك جديد بالشركة ويشار اليه فيما بعد بالطرف الأول وحيث رغب الشريك الرابع في التنازل بالبيع عن كامل حصصه في الشركة المذكورة والبالغة ۹۲ حصة (۹۲) حصة) بالقيمة الأسمية للحصص البالغة ۹۲,۰۰۰) ريال اثنان وتسعون ألف ريال لاغير للشريك الأول الجديد السيد / أسامة أحمد عباس زيني كشريك جديد بالشركة ويشار اليه فيما بعد بالطرف الأول ، وحيث رغب الشريك الخامس في التنازل بالبيع عن كامل حصصه في الشركة المذكورة والبالغة ۹۲ حصة (۹۲) حصة) بالقيمة الأسمية للحصص البالغة ۹۲,۰۰۰ ریال (اثنان وتسعون ألف ريال لاغير) للشريك الأول الجديد السيد / أسامة أحمد عباس زيني كشريك جديد بالشركة ويشار اليه فيما بعد بالطرف الأول) ( وحيث رغب الشريك السادس في التنازل بالبيع عن كامـــل</w:t>
       </w:r>
     </w:p>
     <w:p>
@@ -611,7 +611,7 @@
           <w:b w:val="0"/>
           <w:i w:val="0"/>
         </w:rPr>
-        <w:t>لاير ٠٠٠,٤٦ ةغلابلا صصحلل ةيمسألا ةميقلاب ةصح (٤٦) ةصح ٤٦ ةغلابلاو ةروكذملا ةكرشلا يف هصصح</w:t>
+        <w:t>حصصه في الشركة المذكورة والبالغة ٤٦ حصة (٤٦) حصة بالقيمة الأسمية للحصص البالغة ٤٦,٠٠٠ ريال</w:t>
       </w:r>
     </w:p>
     <w:p>
@@ -624,7 +624,7 @@
           <w:b w:val="0"/>
           <w:i w:val="0"/>
         </w:rPr>
-        <w:t>كلملا</w:t>
+        <w:t>الملك</w:t>
       </w:r>
     </w:p>
     <w:p>
@@ -676,7 +676,7 @@
           <w:b w:val="0"/>
           <w:i w:val="0"/>
         </w:rPr>
-        <w:t>٠٩٦٦ (۲) ٦٠٦٥٤١٦ :سكاف ،۹۹۹ (۲) ٦۱۲۵۱۰۱ :فتاه - ةيدوعسلا ةيبرعلا ةكلمملا ٢١٤٩٤- ةدج ١٧٩٥٦ ب ص ةيدلاخلا يح ةريزجلا بلق عراش عم ناطلس ريمألا عراش - وكزوأ ىنيم يدوعس لاير ۰۰۰۰۰۰۰۰۱ لاملا سأر</w:t>
+        <w:t>رأس المال ۱۰۰۰۰۰۰۰۰ ريال سعودي مينى أوزكو - شارع الأمير سلطان مع شارع قلب الجزيرة حي الخالدية ص ب ١٧٩٥٦ جدة ٢١٤٩٤- المملكة العربية السعودية - هاتف: ۱۰۱۵۲۱٦ (۲) ۹۹۹، فاكس: ٦٠٦٥٤١٦ (۲) ٠٩٦٦</w:t>
       </w:r>
     </w:p>
     <w:p>
@@ -793,7 +793,7 @@
           <w:b w:val="0"/>
           <w:i w:val="0"/>
         </w:rPr>
-        <w:t>:- يلي امل اقفو هالعأ ةكرشلا سيسأت دقع ليدعت لاملا سأر نم (%۰۰۱) ةبسن لثمت ةصح (۰۰۰۱) نوكلمي نيذلا عامجالاب ءاكرشلا ررق دقف هيلعو ةعابملا صصحلا نأشب مهنيب اميف ةيئاهنو ةمات ةصلاخم ةباثمب رارقلا اذه ىلع عيقوتلاب ءاكرشلا مايق ربتعيو ، ديدجلا لوألا كيرشلا هاجت مهقوقح سداسلاو سماخلاو عبارلاو يناثلاو لوألا فارطألا ىفوتسا دقو هلجأ وأ هلاح تامازتلا نم اهيلع امو قوقح نم اهعيمج ةعابملا صصحلل امب هالعأ سداسلاو سماخلاو عبارلاو يناثلاو لوألا فارطألا نم هعيمج لزانتلا اذه لبق يذلاو ، لوألا فرطلاب دعب اميف هيلا راشيو ةكرشلاب ديدج كيرشك ينيز سابع دمحأ ةماسأ / ديسلا ديدجلا لوأل كيرشلل ريغال لاير فلأ نوعبرأو ةتس)</w:t>
+        <w:t>(ستة وأربعون ألف ريال لاغير للشريك لأول الجديد السيد / أسامة أحمد عباس زيني كشريك جديد بالشركة ويشار اليه فيما بعد بالطرف الأول ، والذي قبل هذا التنازل جميعه من الأطراف الأول والثاني والرابع والخامس والسادس أعلاه بما للحصص المباعة جميعها من حقوق وما عليها من التزامات حاله أو أجله وقد استوفى الأطراف الأول والثاني والرابع والخامس والسادس حقوقهم تجاه الشريك الأول الجديد ، ويعتبر قيام الشركاء بالتوقيع على هذا القرار بمثابة مخالصة تامة ونهائية فيما بينهم بشأن الحصص المباعة وعليه فقد قرر الشركاء بالاجماع الذين يملكون (۱۰۰۰) حصة تمثل نسبة (۱۰۰%) من رأس المال تعديل عقد تأسيس الشركة أعلاه وفقا لما يلي :-</w:t>
       </w:r>
     </w:p>
     <w:p>
@@ -923,7 +923,7 @@
           <w:b w:val="0"/>
           <w:i w:val="0"/>
         </w:rPr>
-        <w:t>كيرشلا مسا</w:t>
+        <w:t>اسم الشريك</w:t>
       </w:r>
     </w:p>
     <w:p>
@@ -949,7 +949,7 @@
           <w:b w:val="0"/>
           <w:i w:val="0"/>
         </w:rPr>
-        <w:t>ةصحلا ةميق</w:t>
+        <w:t>قيمة الحصة</w:t>
       </w:r>
     </w:p>
     <w:p>
@@ -962,7 +962,7 @@
           <w:b w:val="0"/>
           <w:i w:val="0"/>
         </w:rPr>
-        <w:t>لايرلاب</w:t>
+        <w:t>بالريال</w:t>
       </w:r>
     </w:p>
     <w:p>
@@ -975,7 +975,7 @@
           <w:b w:val="0"/>
           <w:i w:val="0"/>
         </w:rPr>
-        <w:t>لايرلاب صصحلا ةميق عومجم</w:t>
+        <w:t>مجموع قيمة الحصص بالريال</w:t>
       </w:r>
     </w:p>
     <w:p>
@@ -988,7 +988,7 @@
           <w:b w:val="0"/>
           <w:i w:val="0"/>
         </w:rPr>
-        <w:t>ةيوئملا ةبسنلا</w:t>
+        <w:t>النسبة المئوية</w:t>
       </w:r>
     </w:p>
     <w:p>
@@ -1014,7 +1014,7 @@
           <w:b w:val="0"/>
           <w:i w:val="0"/>
         </w:rPr>
-        <w:t>ةدودحملا وكزوأ ةكرش</w:t>
+        <w:t>شركة أوزكو المحدودة</w:t>
       </w:r>
     </w:p>
     <w:p>
@@ -1196,7 +1196,7 @@
           <w:b w:val="0"/>
           <w:i w:val="0"/>
         </w:rPr>
-        <w:t>ًاسماخ</w:t>
+        <w:t>خامساً</w:t>
       </w:r>
     </w:p>
     <w:p>
@@ -1287,7 +1287,7 @@
           <w:b w:val="0"/>
           <w:i w:val="0"/>
         </w:rPr>
-        <w:t>،٩٦٦ (۲) ٦٠٦٥٤١٦ :سكاف ،٩٦٦ (۲) ٥٢١٦۱۰۲ :فتاه - ةيدوعسلا ةيبرعلا ةكلمملا - ٢١٤٩٤ ةدج ١٧٩٥٦ ب ص - ةيدلاخلا يح ةريزجلا بلق عراش عم ناطلس ريمألا عراش وكزوأ ىنيم</w:t>
+        <w:t>مينى أوزكو شارع الأمير سلطان مع شارع قلب الجزيرة حي الخالدية - ص ب ١٧٩٥٦ جدة ٢١٤٩٤ - المملكة العربية السعودية - هاتف: ۲۰۱٥٢١٦ (۲) ٩٦٦، فاكس: ٦٠٦٥٤١٦ (۲) ٩٦٦،</w:t>
       </w:r>
     </w:p>
     <w:p>
@@ -1365,7 +1365,7 @@
           <w:b w:val="0"/>
           <w:i w:val="0"/>
         </w:rPr>
-        <w:t>مارغلا نام</w:t>
+        <w:t>مان الغرام</w:t>
       </w:r>
     </w:p>
     <w:p>
@@ -1417,7 +1417,7 @@
           <w:b w:val="0"/>
           <w:i w:val="0"/>
         </w:rPr>
-        <w:t>.عيقوتلا</w:t>
+        <w:t>التوقيع.</w:t>
       </w:r>
     </w:p>
     <w:p>
@@ -1430,7 +1430,7 @@
           <w:b w:val="0"/>
           <w:i w:val="0"/>
         </w:rPr>
-        <w:t>قفوملا هللاو</w:t>
+        <w:t>والله الموفق</w:t>
       </w:r>
     </w:p>
     <w:p>
@@ -1456,7 +1456,7 @@
           <w:b w:val="0"/>
           <w:i w:val="0"/>
         </w:rPr>
-        <w:t>: لزانتملا لوألا فرطلا</w:t>
+        <w:t>الطرف الأول المتنازل :</w:t>
       </w:r>
     </w:p>
     <w:p>
@@ -1482,7 +1482,7 @@
           <w:b w:val="0"/>
           <w:i w:val="0"/>
         </w:rPr>
-        <w:t>دمحأ : عيقوتلا</w:t>
+        <w:t>التوقيع : أحمد</w:t>
       </w:r>
     </w:p>
     <w:p>
@@ -1495,7 +1495,7 @@
           <w:b w:val="0"/>
           <w:i w:val="0"/>
         </w:rPr>
-        <w:t>(يناثلا كيرشلا : ثلا فرطلا</w:t>
+        <w:t>الطرف الث : الشريك الثاني)</w:t>
       </w:r>
     </w:p>
     <w:p>
@@ -1521,7 +1521,7 @@
           <w:b w:val="0"/>
           <w:i w:val="0"/>
         </w:rPr>
-        <w:t>فوتلا</w:t>
+        <w:t>التوف</w:t>
       </w:r>
     </w:p>
     <w:p>
@@ -1534,7 +1534,7 @@
           <w:b w:val="0"/>
           <w:i w:val="0"/>
         </w:rPr>
-        <w:t>: لزانتملا يناثلا فرطلا</w:t>
+        <w:t>الطرف الثاني المتنازل :</w:t>
       </w:r>
     </w:p>
     <w:p>
@@ -1560,7 +1560,7 @@
           <w:b w:val="0"/>
           <w:i w:val="0"/>
         </w:rPr>
-        <w:t>: عيقوتلا</w:t>
+        <w:t>التوقيع :</w:t>
       </w:r>
     </w:p>
     <w:p>
@@ -1573,7 +1573,7 @@
           <w:b w:val="0"/>
           <w:i w:val="0"/>
         </w:rPr>
-        <w:t>: لزانتملا عبارلا فرطلا</w:t>
+        <w:t>الطرف الرابع المتنازل :</w:t>
       </w:r>
     </w:p>
     <w:p>
@@ -1599,7 +1599,7 @@
           <w:b w:val="0"/>
           <w:i w:val="0"/>
         </w:rPr>
-        <w:t>: عيقوتلا</w:t>
+        <w:t>التوقيع :</w:t>
       </w:r>
     </w:p>
     <w:p>
@@ -1638,7 +1638,7 @@
           <w:b w:val="0"/>
           <w:i w:val="0"/>
         </w:rPr>
-        <w:t>: لزانتملا سماخلا فرطلا</w:t>
+        <w:t>الطرف الخامس المتنازل :</w:t>
       </w:r>
     </w:p>
     <w:p>
@@ -1664,7 +1664,7 @@
           <w:b w:val="0"/>
           <w:i w:val="0"/>
         </w:rPr>
-        <w:t>: لزانتملا سداسلا فرطلا</w:t>
+        <w:t>الطرف السادس المتنازل :</w:t>
       </w:r>
     </w:p>
     <w:p>
@@ -1677,7 +1677,7 @@
           <w:b w:val="0"/>
           <w:i w:val="0"/>
         </w:rPr>
-        <w:t>: عيقوتلا</w:t>
+        <w:t>التوقيع :</w:t>
       </w:r>
     </w:p>
     <w:p>
@@ -1703,7 +1703,7 @@
           <w:b w:val="0"/>
           <w:i w:val="0"/>
         </w:rPr>
-        <w:t>: عيقوتلا</w:t>
+        <w:t>التوقيع :</w:t>
       </w:r>
     </w:p>
     <w:p>
@@ -1716,7 +1716,7 @@
           <w:b w:val="0"/>
           <w:i w:val="0"/>
         </w:rPr>
-        <w:t>( ديدجلا لوألا كيرشلا ) لوألا فرطلا</w:t>
+        <w:t>الطرف الأول ( الشريك الأول الجديد )</w:t>
       </w:r>
     </w:p>
     <w:p>
@@ -1742,7 +1742,7 @@
           <w:b w:val="0"/>
           <w:i w:val="0"/>
         </w:rPr>
-        <w:t>: عيقوتلا</w:t>
+        <w:t>التوقيع :</w:t>
       </w:r>
     </w:p>
     <w:p>
@@ -1794,7 +1794,7 @@
           <w:b w:val="0"/>
           <w:i w:val="0"/>
         </w:rPr>
-        <w:t>۹۱۹۰ (۲) ٥٤١٦۹۰۱ : سكاف ۱۱۹ (۲) ۹۱۲۵۱۰۱ :فتاه - ةيدوعسلا ةيبرعلا ةكلمملا ٢١٤٩٤- ةدج ١٧٩٥٦ ب.ص ةيدلاخلا يح ةريزجلا بلق عراش عم ناطلس ريمألا عراش - وكزوأ ىنبم</w:t>
+        <w:t>مبنى أوزكو - شارع الأمير سلطان مع شارع قلب الجزيرة حي الخالدية ص.ب ١٧٩٥٦ جدة ٢١٤٩٤- المملكة العربية السعودية - هاتف: ۱۰۱۵۲۱۹ (۲) ۹۱۱ فاكس : ۱۰۹٥٤١٦ (۲) ۰۹۱۹</w:t>
       </w:r>
     </w:p>
     <w:p>
@@ -1859,7 +1859,7 @@
           <w:b w:val="0"/>
           <w:i w:val="0"/>
         </w:rPr>
-        <w:t>دوقعلا قيثوت مسق</w:t>
+        <w:t>قسم توثيق العقود</w:t>
       </w:r>
     </w:p>
     <w:p>
@@ -1911,7 +1911,7 @@
           <w:b w:val="0"/>
           <w:i w:val="0"/>
         </w:rPr>
-        <w:t>.مقرلا تحت تاكرشلا دوقع لجسب</w:t>
+        <w:t>بسجل عقود الشركات تحت الرقم.</w:t>
       </w:r>
     </w:p>
     <w:p>
@@ -1937,7 +1937,7 @@
           <w:b w:val="0"/>
           <w:i w:val="0"/>
         </w:rPr>
-        <w:t>.ةًاريرحت انم قيدصتلاو قينرتلا ىرج ةيلعو ةينعملا فارطألا رارقاو روضحب كلذو دنك ةفيحص ٥١٩٣٤ ٢/٨/ خيراتو (ع۸۱ دلجم</w:t>
+        <w:t>مجلد ۱۸ع) وتاريخ ٢/٨/ ٥١٩٣٤ صحيفة كند وذلك بحضور واقرار الأطراف المعنية وعلية جرى الترنيق والتصديق منا تحريراًة.</w:t>
       </w:r>
     </w:p>
     <w:p>
